--- a/BACKUP&RECOVERY/BR_수료점검_1일실습_채점도구.docx
+++ b/BACKUP&RECOVERY/BR_수료점검_1일실습_채점도구.docx
@@ -6317,7 +6317,7 @@
           <w:sz w:val="24"/>
           <w:szCs w:val="24"/>
         </w:rPr>
-        <w:t xml:space="preserve">[개인 1] 완전복구 — 업무 TS 데이터파일 (20점)</w:t>
+        <w:t xml:space="preserve">[개인 1] 은폐형 블록 손상 — 표+인덱스·아카이브 결손 (20점)</w:t>
       </w:r>
     </w:p>
     <w:tbl>
@@ -6513,7 +6513,7 @@
                 <w:sz w:val="18"/>
                 <w:szCs w:val="18"/>
               </w:rPr>
-              <w:t xml:space="preserve">v$recover_file·v$datafile_header·alert log 로 손상 파일·상태 식별</w:t>
+              <w:t xml:space="preserve">파일 ONLINE 함정 간파 → VALIDATE/조회로 손상 표면화·범위 확정</w:t>
             </w:r>
           </w:p>
         </w:tc>
@@ -6540,7 +6540,7 @@
                 <w:sz w:val="18"/>
                 <w:szCs w:val="18"/>
               </w:rPr>
-              <w:t xml:space="preserve">3</w:t>
+              <w:t xml:space="preserve">4</w:t>
             </w:r>
           </w:p>
         </w:tc>
@@ -6622,7 +6622,7 @@
                 <w:sz w:val="18"/>
                 <w:szCs w:val="18"/>
               </w:rPr>
-              <w:t xml:space="preserve">'비-SYSTEM + 아카이브 온전 → 완전복구 가능' 판정·선언</w:t>
+              <w:t xml:space="preserve">블록 손상(≠파일 손실) 판정 + 표/인덱스 세그먼트 매핑</w:t>
             </w:r>
           </w:p>
         </w:tc>
@@ -6649,7 +6649,7 @@
                 <w:sz w:val="18"/>
                 <w:szCs w:val="18"/>
               </w:rPr>
-              <w:t xml:space="preserve">3</w:t>
+              <w:t xml:space="preserve">4</w:t>
             </w:r>
           </w:p>
         </w:tc>
@@ -6731,7 +6731,7 @@
                 <w:sz w:val="18"/>
                 <w:szCs w:val="18"/>
               </w:rPr>
-              <w:t xml:space="preserve">DB 오픈 유지, 해당 TS 만 OFFLINE 결정</w:t>
+              <w:t xml:space="preserve">대상별 최소침습 분기: 표=BMR, 인덱스=REBUILD</w:t>
             </w:r>
           </w:p>
         </w:tc>
@@ -6840,7 +6840,7 @@
                 <w:sz w:val="18"/>
                 <w:szCs w:val="18"/>
               </w:rPr>
-              <w:t xml:space="preserve">RESTORE / RECOVER (TS 또는 데이터파일) 정확 수행</w:t>
+              <w:t xml:space="preserve">누락 아카이브 CATALOG → RECOVER … BLOCK / CORRUPTION LIST</w:t>
             </w:r>
           </w:p>
         </w:tc>
@@ -6949,7 +6949,7 @@
                 <w:sz w:val="18"/>
                 <w:szCs w:val="18"/>
               </w:rPr>
-              <w:t xml:space="preserve">TS ONLINE 전환 + 대상 표 건수·정합성으로 손실 0 확인</w:t>
+              <w:t xml:space="preserve">인덱스 REBUILD + VALIDATE 로 corruption 0 재검증</w:t>
             </w:r>
           </w:p>
         </w:tc>
@@ -6976,7 +6976,7 @@
                 <w:sz w:val="18"/>
                 <w:szCs w:val="18"/>
               </w:rPr>
-              <w:t xml:space="preserve">4</w:t>
+              <w:t xml:space="preserve">3</w:t>
             </w:r>
           </w:p>
         </w:tc>
@@ -7058,7 +7058,7 @@
                 <w:sz w:val="18"/>
                 <w:szCs w:val="18"/>
               </w:rPr>
-              <w:t xml:space="preserve">완전복구 선택 근거 진술</w:t>
+              <w:t xml:space="preserve">전체 데이터파일 재복원 회피 근거 진술</w:t>
             </w:r>
           </w:p>
         </w:tc>
@@ -7085,7 +7085,7 @@
                 <w:sz w:val="18"/>
                 <w:szCs w:val="18"/>
               </w:rPr>
-              <w:t xml:space="preserve">2</w:t>
+              <w:t xml:space="preserve">1</w:t>
             </w:r>
           </w:p>
         </w:tc>
@@ -7167,7 +7167,7 @@
                 <w:sz w:val="18"/>
                 <w:szCs w:val="18"/>
               </w:rPr>
-              <w:t xml:space="preserve">감점: 진단 없이 명령(−2) · 불필요한 전체 shutdown/재복원(−2) · 검증 생략(해당 배점 0)</w:t>
+              <w:t xml:space="preserve">감점: 파일 ONLINE 을 정상 오판 · 블록 손상에 전체 RESTORE(−) · 인덱스까지 BMR 시도 · CATALOG 없이 RECOVER</w:t>
             </w:r>
           </w:p>
         </w:tc>
@@ -7352,7 +7352,7 @@
           <w:sz w:val="24"/>
           <w:szCs w:val="24"/>
         </w:rPr>
-        <w:t xml:space="preserve">[개인 2] 불완전복구 vs Flashback — 사용자 실수 (25점)</w:t>
+        <w:t xml:space="preserve">[개인 2] 묻힌 논리 오류 — LogMiner + 표 시점복구 (25점)</w:t>
       </w:r>
     </w:p>
     <w:tbl>
@@ -7548,7 +7548,7 @@
                 <w:sz w:val="18"/>
                 <w:szCs w:val="18"/>
               </w:rPr>
-              <w:t xml:space="preserve">무엇이/언제 변경·삭제됐는지, 영향 범위 진단(Flashback Query·recyclebin)</w:t>
+              <w:t xml:space="preserve">LogMiner 로 소음 트랜잭션 속 오염 UPDATE·직전 SCN 특정</w:t>
             </w:r>
           </w:p>
         </w:tc>
@@ -7575,7 +7575,7 @@
                 <w:sz w:val="18"/>
                 <w:szCs w:val="18"/>
               </w:rPr>
-              <w:t xml:space="preserve">3</w:t>
+              <w:t xml:space="preserve">6</w:t>
             </w:r>
           </w:p>
         </w:tc>
@@ -7657,7 +7657,7 @@
                 <w:sz w:val="18"/>
                 <w:szCs w:val="18"/>
               </w:rPr>
-              <w:t xml:space="preserve">Flashback vs 전체 PITR 을 손실·다운타임으로 비교해 선택 근거 제시</w:t>
+              <w:t xml:space="preserve">FB off·UNDO 부족·recyclebin 부재 확인 → 간편 되돌리기 불가 판정</w:t>
             </w:r>
           </w:p>
         </w:tc>
@@ -7684,7 +7684,7 @@
                 <w:sz w:val="18"/>
                 <w:szCs w:val="18"/>
               </w:rPr>
-              <w:t xml:space="preserve">5</w:t>
+              <w:t xml:space="preserve">3</w:t>
             </w:r>
           </w:p>
         </w:tc>
@@ -7766,7 +7766,7 @@
                 <w:sz w:val="18"/>
                 <w:szCs w:val="18"/>
               </w:rPr>
-              <w:t xml:space="preserve">사고 직전 SCN/TIME 정확 산정(timestamp_to_scn·v$log_history 등)</w:t>
+              <w:t xml:space="preserve">전체 롤백이 아닌 RECOVER TABLE(보조 인스턴스) 선택</w:t>
             </w:r>
           </w:p>
         </w:tc>
@@ -7875,7 +7875,7 @@
                 <w:sz w:val="18"/>
                 <w:szCs w:val="18"/>
               </w:rPr>
-              <w:t xml:space="preserve">선택 방법 정확 실행(FLASHBACK TABLE … 또는 DB PITR)</w:t>
+              <w:t xml:space="preserve">RECOVER TABLE … UNTIL SCN … REMAP 로 스테이징 추출</w:t>
             </w:r>
           </w:p>
         </w:tc>
@@ -7902,7 +7902,7 @@
                 <w:sz w:val="18"/>
                 <w:szCs w:val="18"/>
               </w:rPr>
-              <w:t xml:space="preserve">5</w:t>
+              <w:t xml:space="preserve">6</w:t>
             </w:r>
           </w:p>
         </w:tc>
@@ -7984,7 +7984,7 @@
                 <w:sz w:val="18"/>
                 <w:szCs w:val="18"/>
               </w:rPr>
-              <w:t xml:space="preserve">PITR 시 OPEN RESETLOGS + 즉시 백업·incarnation 변경 인지</w:t>
+              <w:t xml:space="preserve">오염 행만 정정, 사고 이후 정상 변경은 보존</w:t>
             </w:r>
           </w:p>
         </w:tc>
@@ -8011,7 +8011,7 @@
                 <w:sz w:val="18"/>
                 <w:szCs w:val="18"/>
               </w:rPr>
-              <w:t xml:space="preserve">3</w:t>
+              <w:t xml:space="preserve">4</w:t>
             </w:r>
           </w:p>
         </w:tc>
@@ -8093,7 +8093,7 @@
                 <w:sz w:val="18"/>
                 <w:szCs w:val="18"/>
               </w:rPr>
-              <w:t xml:space="preserve">목표 시점 데이터 복원 + 이후 손실 범위 명시(검증)</w:t>
+              <w:t xml:space="preserve">금액·건수 정합으로 검증</w:t>
             </w:r>
           </w:p>
         </w:tc>
@@ -8120,7 +8120,7 @@
                 <w:sz w:val="18"/>
                 <w:szCs w:val="18"/>
               </w:rPr>
-              <w:t xml:space="preserve">3</w:t>
+              <w:t xml:space="preserve">2</w:t>
             </w:r>
           </w:p>
         </w:tc>
@@ -8156,115 +8156,6 @@
         <w:tc>
           <w:tcPr>
             <w:tcW w:type="dxa" w:w="560"/>
-            <w:tcMar>
-              <w:top w:type="dxa" w:w="90"/>
-              <w:left w:type="dxa" w:w="70"/>
-              <w:bottom w:type="dxa" w:w="90"/>
-              <w:right w:type="dxa" w:w="70"/>
-            </w:tcMar>
-            <w:vAlign w:val="center"/>
-          </w:tcPr>
-          <w:p>
-            <w:pPr>
-              <w:spacing w:after="0" w:line="250"/>
-              <w:jc w:val="center"/>
-            </w:pPr>
-            <w:r>
-              <w:rPr>
-                <w:rFonts w:ascii="맑은 고딕" w:cs="맑은 고딕" w:eastAsia="맑은 고딕" w:hAnsi="맑은 고딕"/>
-                <w:b w:val="false"/>
-                <w:bCs w:val="false"/>
-                <w:sz w:val="18"/>
-                <w:szCs w:val="18"/>
-              </w:rPr>
-              <w:t xml:space="preserve">□</w:t>
-            </w:r>
-          </w:p>
-        </w:tc>
-        <w:tc>
-          <w:tcPr>
-            <w:tcW w:type="dxa" w:w="6400"/>
-            <w:tcMar>
-              <w:top w:type="dxa" w:w="90"/>
-              <w:left w:type="dxa" w:w="70"/>
-              <w:bottom w:type="dxa" w:w="90"/>
-              <w:right w:type="dxa" w:w="70"/>
-            </w:tcMar>
-            <w:vAlign w:val="center"/>
-          </w:tcPr>
-          <w:p>
-            <w:pPr>
-              <w:spacing w:after="0" w:line="250"/>
-            </w:pPr>
-            <w:r>
-              <w:rPr>
-                <w:rFonts w:ascii="맑은 고딕" w:cs="맑은 고딕" w:eastAsia="맑은 고딕" w:hAnsi="맑은 고딕"/>
-                <w:sz w:val="18"/>
-                <w:szCs w:val="18"/>
-              </w:rPr>
-              <w:t xml:space="preserve">되돌림의 부작용/재적용 필요 여부 판단</w:t>
-            </w:r>
-          </w:p>
-        </w:tc>
-        <w:tc>
-          <w:tcPr>
-            <w:tcW w:type="dxa" w:w="1000"/>
-            <w:tcMar>
-              <w:top w:type="dxa" w:w="90"/>
-              <w:left w:type="dxa" w:w="70"/>
-              <w:bottom w:type="dxa" w:w="90"/>
-              <w:right w:type="dxa" w:w="70"/>
-            </w:tcMar>
-            <w:vAlign w:val="center"/>
-          </w:tcPr>
-          <w:p>
-            <w:pPr>
-              <w:spacing w:after="0" w:line="250"/>
-            </w:pPr>
-            <w:r>
-              <w:rPr>
-                <w:rFonts w:ascii="맑은 고딕" w:cs="맑은 고딕" w:eastAsia="맑은 고딕" w:hAnsi="맑은 고딕"/>
-                <w:b w:val="false"/>
-                <w:bCs w:val="false"/>
-                <w:sz w:val="18"/>
-                <w:szCs w:val="18"/>
-              </w:rPr>
-              <w:t xml:space="preserve">2</w:t>
-            </w:r>
-          </w:p>
-        </w:tc>
-        <w:tc>
-          <w:tcPr>
-            <w:tcW w:type="dxa" w:w="1060"/>
-            <w:tcMar>
-              <w:top w:type="dxa" w:w="90"/>
-              <w:left w:type="dxa" w:w="70"/>
-              <w:bottom w:type="dxa" w:w="90"/>
-              <w:right w:type="dxa" w:w="70"/>
-            </w:tcMar>
-            <w:vAlign w:val="center"/>
-          </w:tcPr>
-          <w:p>
-            <w:pPr>
-              <w:spacing w:after="0" w:line="250"/>
-            </w:pPr>
-            <w:r>
-              <w:rPr>
-                <w:rFonts w:ascii="맑은 고딕" w:cs="맑은 고딕" w:eastAsia="맑은 고딕" w:hAnsi="맑은 고딕"/>
-                <w:b w:val=""/>
-                <w:bCs w:val=""/>
-                <w:sz w:val="18"/>
-                <w:szCs w:val="18"/>
-              </w:rPr>
-              <w:t xml:space="preserve"/>
-            </w:r>
-          </w:p>
-        </w:tc>
-      </w:tr>
-      <w:tr>
-        <w:tc>
-          <w:tcPr>
-            <w:tcW w:type="dxa" w:w="560"/>
             <w:shd w:fill="EAF0F8" w:val="clear"/>
             <w:tcMar>
               <w:top w:type="dxa" w:w="90"/>
@@ -8311,7 +8202,7 @@
                 <w:sz w:val="18"/>
                 <w:szCs w:val="18"/>
               </w:rPr>
-              <w:t xml:space="preserve">감점: 단일 표 사고에 전체 PITR 남용(−2) · 진단 없이 명령(−2) · 검증 생략(해당 배점 0)</w:t>
+              <w:t xml:space="preserve">감점: 감으로 시점 지정 · 단일 표 사고에 전체 DB PITR 남용(−) · 후행 정상 변경까지 소실 · Flashback 가정 시간 낭비</w:t>
             </w:r>
           </w:p>
         </w:tc>
@@ -8501,7 +8392,7 @@
           <w:sz w:val="24"/>
           <w:szCs w:val="24"/>
         </w:rPr>
-        <w:t xml:space="preserve">[조별 1] 복합 장애 — 리두로그·컨트롤파일·블록 (30점)</w:t>
+        <w:t xml:space="preserve">[조별 1] 다중 동시 장애 — 리두+CF+손상백업+갭+SYSTEM (30점)</w:t>
       </w:r>
     </w:p>
     <w:tbl>
@@ -8697,7 +8588,7 @@
                 <w:sz w:val="18"/>
                 <w:szCs w:val="18"/>
               </w:rPr>
-              <w:t xml:space="preserve">redo/컨트롤파일/블록 각각 식별, 손실 여부 판정</w:t>
+              <w:t xml:space="preserve">리두/컨트롤파일/백업/갭/SYSTEM 각각 식별, 손실 불가피 인식</w:t>
             </w:r>
           </w:p>
         </w:tc>
@@ -8806,7 +8697,7 @@
                 <w:sz w:val="18"/>
                 <w:szCs w:val="18"/>
               </w:rPr>
-              <w:t xml:space="preserve">'CURRENT redo 상실 = 불완전복구 불가피' 인식</w:t>
+              <w:t xml:space="preserve">SET DBID → RESTORE CONTROLFILE FROM AUTOBACKUP → MOUNT</w:t>
             </w:r>
           </w:p>
         </w:tc>
@@ -8915,7 +8806,7 @@
                 <w:sz w:val="18"/>
                 <w:szCs w:val="18"/>
               </w:rPr>
-              <w:t xml:space="preserve">RESTORE CONTROLFILE FROM AUTOBACKUP → MOUNT</w:t>
+              <w:t xml:space="preserve">CROSSCHECK/VALIDATE BACKUPSET → 손상 피스 UNAVAILABLE, 대체 복원</w:t>
             </w:r>
           </w:p>
         </w:tc>
@@ -9024,7 +8915,7 @@
                 <w:sz w:val="18"/>
                 <w:szCs w:val="18"/>
               </w:rPr>
-              <w:t xml:space="preserve">RECOVER … UNTIL(SEQUENCE/CANCEL) → OPEN RESETLOGS, 최대 시점까지</w:t>
+              <w:t xml:space="preserve">아카이브 갭 인지 → 갭 직전 SEQUENCE/SCN 까지만 RECOVER</w:t>
             </w:r>
           </w:p>
         </w:tc>
@@ -9051,7 +8942,7 @@
                 <w:sz w:val="18"/>
                 <w:szCs w:val="18"/>
               </w:rPr>
-              <w:t xml:space="preserve">6</w:t>
+              <w:t xml:space="preserve">5</w:t>
             </w:r>
           </w:p>
         </w:tc>
@@ -9133,7 +9024,7 @@
                 <w:sz w:val="18"/>
                 <w:szCs w:val="18"/>
               </w:rPr>
-              <w:t xml:space="preserve">블록 손상 탐지(VALIDATE/DBVERIFY) → 온라인 BMR(RECOVER … BLOCK/CORRUPTION LIST)</w:t>
+              <w:t xml:space="preserve">OPEN RESETLOGS + 필요 시 RESET DATABASE TO INCARNATION</w:t>
             </w:r>
           </w:p>
         </w:tc>
@@ -9160,7 +9051,7 @@
                 <w:sz w:val="18"/>
                 <w:szCs w:val="18"/>
               </w:rPr>
-              <w:t xml:space="preserve">5</w:t>
+              <w:t xml:space="preserve">4</w:t>
             </w:r>
           </w:p>
         </w:tc>
@@ -9242,7 +9133,7 @@
                 <w:sz w:val="18"/>
                 <w:szCs w:val="18"/>
               </w:rPr>
-              <w:t xml:space="preserve">오픈·정합성·incarnation 확인 + 복구 직후 재백업</w:t>
+              <w:t xml:space="preserve">오픈 후 SYSTEM 블록 온라인 BMR(RECOVER … BLOCK)</w:t>
             </w:r>
           </w:p>
         </w:tc>
@@ -9269,7 +9160,7 @@
                 <w:sz w:val="18"/>
                 <w:szCs w:val="18"/>
               </w:rPr>
-              <w:t xml:space="preserve">3</w:t>
+              <w:t xml:space="preserve">5</w:t>
             </w:r>
           </w:p>
         </w:tc>
@@ -9351,7 +9242,7 @@
                 <w:sz w:val="18"/>
                 <w:szCs w:val="18"/>
               </w:rPr>
-              <w:t xml:space="preserve">역할 분담 + 결정 로그(왜 이 순서로) 기록</w:t>
+              <w:t xml:space="preserve">RESETLOGS 직후 재백업 + 역할 분담·결정 로그</w:t>
             </w:r>
           </w:p>
         </w:tc>
@@ -9460,7 +9351,7 @@
                 <w:sz w:val="18"/>
                 <w:szCs w:val="18"/>
               </w:rPr>
-              <w:t xml:space="preserve">감점: CURRENT redo 완전복구 고집 · RESETLOGS 후 재백업 누락 · 블록 손상에 전체 재복원(−2)</w:t>
+              <w:t xml:space="preserve">감점: 손상 백업으로 복원 반복(CROSSCHECK 로 배제) · 갭 무시 완전복구 고집 · 재백업 누락 · SYSTEM offline 시도</w:t>
             </w:r>
           </w:p>
         </w:tc>
@@ -9645,7 +9536,7 @@
           <w:sz w:val="24"/>
           <w:szCs w:val="24"/>
         </w:rPr>
-        <w:t xml:space="preserve">[조별 2] 재해복구 경진 — 새 호스트 복원/DUPLICATE (25점)</w:t>
+        <w:t xml:space="preserve">[조별 2] 재해복구 경진 — DBID 미상·분산백업·TSPITR·이관 (25점)</w:t>
       </w:r>
     </w:p>
     <w:tbl>
@@ -9841,7 +9732,7 @@
                 <w:sz w:val="18"/>
                 <w:szCs w:val="18"/>
               </w:rPr>
-              <w:t xml:space="preserve">DBID·DB 구조·백업 위치/오토백업 확인</w:t>
+              <w:t xml:space="preserve">오토백업 파일명/카탈로그(rc_database)에서 DBID 도출</w:t>
             </w:r>
           </w:p>
         </w:tc>
@@ -9950,7 +9841,7 @@
                 <w:sz w:val="18"/>
                 <w:szCs w:val="18"/>
               </w:rPr>
-              <w:t xml:space="preserve">SPFILE 복원(오토백업) → 경로 준비 → NOMOUNT</w:t>
+              <w:t xml:space="preserve">SET DBID → RESTORE SPFILE/CONTROLFILE FROM AUTOBACKUP → MOUNT</w:t>
             </w:r>
           </w:p>
         </w:tc>
@@ -10059,7 +9950,7 @@
                 <w:sz w:val="18"/>
                 <w:szCs w:val="18"/>
               </w:rPr>
-              <w:t xml:space="preserve">RESTORE CONTROLFILE FROM AUTOBACKUP → CATALOG → MOUNT</w:t>
+              <w:t xml:space="preserve">FRA·/backup2 양쪽 CATALOG START WITH → 인식·정합</w:t>
             </w:r>
           </w:p>
         </w:tc>
@@ -10086,7 +9977,7 @@
                 <w:sz w:val="18"/>
                 <w:szCs w:val="18"/>
               </w:rPr>
-              <w:t xml:space="preserve">4</w:t>
+              <w:t xml:space="preserve">3</w:t>
             </w:r>
           </w:p>
         </w:tc>
@@ -10168,7 +10059,7 @@
                 <w:sz w:val="18"/>
                 <w:szCs w:val="18"/>
               </w:rPr>
-              <w:t xml:space="preserve">RESTORE/RECOVER DATABASE(또는 DUPLICATE) → OPEN RESETLOGS</w:t>
+              <w:t xml:space="preserve">RESTORE/RECOVER DATABASE → OPEN RESETLOGS</w:t>
             </w:r>
           </w:p>
         </w:tc>
@@ -10195,7 +10086,7 @@
                 <w:sz w:val="18"/>
                 <w:szCs w:val="18"/>
               </w:rPr>
-              <w:t xml:space="preserve">6</w:t>
+              <w:t xml:space="preserve">5</w:t>
             </w:r>
           </w:p>
         </w:tc>
@@ -10277,7 +10168,7 @@
                 <w:sz w:val="18"/>
                 <w:szCs w:val="18"/>
               </w:rPr>
-              <w:t xml:space="preserve">VERSION= 호환 expdp/impdp 로 스키마 반출·재적재</w:t>
+              <w:t xml:space="preserve">오염 TS 만 RECOVER TABLESPACE … UNTIL SCN AUXILIARY(TSPITR)</w:t>
             </w:r>
           </w:p>
         </w:tc>
@@ -10304,7 +10195,7 @@
                 <w:sz w:val="18"/>
                 <w:szCs w:val="18"/>
               </w:rPr>
-              <w:t xml:space="preserve">3</w:t>
+              <w:t xml:space="preserve">5</w:t>
             </w:r>
           </w:p>
         </w:tc>
@@ -10386,7 +10277,7 @@
                 <w:sz w:val="18"/>
                 <w:szCs w:val="18"/>
               </w:rPr>
-              <w:t xml:space="preserve">오픈+정합성 + 복구 소요시간(RTO) 측정</w:t>
+              <w:t xml:space="preserve">REMAP_SCHEMA/REMAP_TABLESPACE + VERSION= 로 스키마 이관</w:t>
             </w:r>
           </w:p>
         </w:tc>
@@ -10413,7 +10304,7 @@
                 <w:sz w:val="18"/>
                 <w:szCs w:val="18"/>
               </w:rPr>
-              <w:t xml:space="preserve">3</w:t>
+              <w:t xml:space="preserve">2</w:t>
             </w:r>
           </w:p>
         </w:tc>
@@ -10495,7 +10386,7 @@
                 <w:sz w:val="18"/>
                 <w:szCs w:val="18"/>
               </w:rPr>
-              <w:t xml:space="preserve">팀별 시간·정확도 비교(경진), 오판·불필요 조치 감점 반영</w:t>
+              <w:t xml:space="preserve">전체·TS 정합 확인 + RTO 측정, 팀 비교(경진)</w:t>
             </w:r>
           </w:p>
         </w:tc>
@@ -10522,7 +10413,7 @@
                 <w:sz w:val="18"/>
                 <w:szCs w:val="18"/>
               </w:rPr>
-              <w:t xml:space="preserve">2</w:t>
+              <w:t xml:space="preserve">3</w:t>
             </w:r>
           </w:p>
         </w:tc>
@@ -10604,7 +10495,7 @@
                 <w:sz w:val="18"/>
                 <w:szCs w:val="18"/>
               </w:rPr>
-              <w:t xml:space="preserve">감점: SPFILE/컨트롤파일 없이 무작정 RESTORE · DBID 미설정 · DUPLICATE 경로 변환 누락</w:t>
+              <w:t xml:space="preserve">감점: DBID 미설정으로 오토백업 인식 실패 · 한 위치만 CATALOG · 전 DB 를 오염 시점으로 되돌림 · REMAP/VERSION 누락</w:t>
             </w:r>
           </w:p>
         </w:tc>
